--- a/results/documents/EOMES_supp_updated.docx
+++ b/results/documents/EOMES_supp_updated.docx
@@ -77,7 +77,7 @@
           <w:sz w:val="22"/>
           <w:szCs w:val="22"/>
         </w:rPr>
-        <w:t>(A) Enrichment of upregulated and downregulated DE genes among the fixed top 500 (left) and top 1,500 (right) 48-hour ChIP targets. Values are observed/expected overlaps; * one-sided Fisher BH q &lt; 0.05 across 20 tests. (B, C) Unweighted GSEA of cell-type signatures using all expression-eligible genes (B) or excluding the 48-hour top 1,500 targets (C). Values are normalized enrichment scores (NES); red indicates higher and blue lower expression after perturbation. * BH q &lt; 0.05 across all tested signatures and five contrasts, separately per panel. References: [Tyser et al. 2021], human gastrula; [Cao et al. 2020], human fetal atlas. DE2 denotes anterior-enriched definitive endoderm. Whole-gene and knock-in KO share WT samples; Degron denotes the comparison with matched uninduced controls. The parental-control degron comparison is omitted from this display. Reference similarity does not assign a cell fate; genes outside the target list are not proven indirect targets. Enrichment values and adjusted p-values are retained from the original five-contrast analysis.</w:t>
+        <w:t>(A) Enrichment of upregulated and downregulated DE genes among the fixed top 500 (left) and top 1,500 (right) 48-hour ChIP targets. Values are observed/expected overlaps; * one-sided Fisher BH q &lt; 0.05 across 20 tests. (B, C) Unweighted GSEA of cell-type signatures using all expression-eligible genes (B) or excluding the 48-hour top 1,500 targets (C). Values are NES calibrated against 1,566 source-adjusted WT-versus-WT 3v3 assignments from nine selected EOMES control libraries. The expression filter is q75_pass and maximum KO/control mean CPM ≥ 1; each comparison's gene list is fixed across WT assignments. Red indicates higher and blue lower expression after perturbation. * WT-reference BH q &lt; 0.05 across all tested signatures and five contrasts, separately per panel. References: [Tyser et al. 2021], human gastrula; [Cao et al. 2020], human fetal atlas. DE2 denotes anterior-enriched definitive endoderm. Whole-gene and knock-in KO share WT samples; Degron denotes the comparison with matched uninduced controls. The parental-control degron comparison is omitted from this display. Reference similarity does not assign a cell fate; genes outside the target list are not proven indirect targets. This four-column display uses the updated five-contrast statistics and correction families.</w:t>
       </w:r>
     </w:p>
     <w:p>
@@ -558,6 +558,7 @@
           <w:b/>
           <w:sz w:val="22"/>
         </w:rPr>
+        <w:keepNext/>
       </w:pPr>
       <w:r>
         <w:rPr>
@@ -632,7 +633,7 @@
           <w:bCs/>
           <w:sz w:val="22"/>
         </w:rPr>
-        <w:t xml:space="preserve">For each contrast, all expression-eligible genes were ranked by signed log FC in decreasing order. When a symbol had several eligible loci, the locus with the highest </w:t>
+        <w:t xml:space="preserve">For each contrast, all expression-eligible genes were ranked by decreasing signed log FC. Eligibility required q75_pass and max(mean KO CPM, mean control CPM) ≥ 1; DE significance was not required. For repeated symbols, the eligible locus with highest AveExpr was retained, with Ensembl ID breaking ties. Unweighted GSEA (gseaParam = 0) tested signatures with 10–1,000 represented genes. These observed rankings were preserved and WT coefficients were matched by Ensembl gene ID.</w:t>
       </w:r>
       <w:proofErr w:type="spellStart"/>
       <w:r>
@@ -641,7 +642,7 @@
           <w:bCs/>
           <w:sz w:val="22"/>
         </w:rPr>
-        <w:t>AveExpr</w:t>
+        <w:t/>
       </w:r>
       <w:proofErr w:type="spellEnd"/>
       <w:r>
@@ -650,7 +651,7 @@
           <w:bCs/>
           <w:sz w:val="22"/>
         </w:rPr>
-        <w:t xml:space="preserve"> was used, with </w:t>
+        <w:t xml:space="preserve"/>
       </w:r>
       <w:proofErr w:type="spellStart"/>
       <w:r>
@@ -659,7 +660,7 @@
           <w:bCs/>
           <w:sz w:val="22"/>
         </w:rPr>
-        <w:t>Ensembl</w:t>
+        <w:t/>
       </w:r>
       <w:proofErr w:type="spellEnd"/>
       <w:r>
@@ -668,7 +669,7 @@
           <w:bCs/>
           <w:sz w:val="22"/>
         </w:rPr>
-        <w:t xml:space="preserve"> ID breaking ties. GSEA was run with </w:t>
+        <w:t xml:space="preserve"/>
       </w:r>
       <w:proofErr w:type="spellStart"/>
       <w:r>
@@ -677,7 +678,7 @@
           <w:bCs/>
           <w:sz w:val="22"/>
         </w:rPr>
-        <w:t>fgseaMultilevel</w:t>
+        <w:t/>
       </w:r>
       <w:proofErr w:type="spellEnd"/>
       <w:r>
@@ -686,7 +687,7 @@
           <w:bCs/>
           <w:sz w:val="22"/>
         </w:rPr>
-        <w:t xml:space="preserve"> (</w:t>
+        <w:t xml:space="preserve"/>
       </w:r>
       <w:proofErr w:type="spellStart"/>
       <w:r>
@@ -695,7 +696,7 @@
           <w:bCs/>
           <w:sz w:val="22"/>
         </w:rPr>
-        <w:t>fgsea</w:t>
+        <w:t/>
       </w:r>
       <w:proofErr w:type="spellEnd"/>
       <w:r>
@@ -704,7 +705,7 @@
           <w:bCs/>
           <w:sz w:val="22"/>
         </w:rPr>
-        <w:t xml:space="preserve"> 1.38.0), unweighted (</w:t>
+        <w:t xml:space="preserve"/>
       </w:r>
       <w:proofErr w:type="spellStart"/>
       <w:r>
@@ -713,7 +714,7 @@
           <w:bCs/>
           <w:sz w:val="22"/>
         </w:rPr>
-        <w:t>gseaParam</w:t>
+        <w:t/>
       </w:r>
       <w:proofErr w:type="spellEnd"/>
       <w:r>
@@ -722,7 +723,7 @@
           <w:bCs/>
           <w:sz w:val="22"/>
         </w:rPr>
-        <w:t xml:space="preserve"> = 0), with </w:t>
+        <w:t xml:space="preserve"/>
       </w:r>
       <w:proofErr w:type="spellStart"/>
       <w:r>
@@ -731,7 +732,7 @@
           <w:bCs/>
           <w:sz w:val="22"/>
         </w:rPr>
-        <w:t>minSize</w:t>
+        <w:t/>
       </w:r>
       <w:proofErr w:type="spellEnd"/>
       <w:r>
@@ -740,7 +741,7 @@
           <w:bCs/>
           <w:sz w:val="22"/>
         </w:rPr>
-        <w:t xml:space="preserve"> = 10, </w:t>
+        <w:t xml:space="preserve"/>
       </w:r>
       <w:proofErr w:type="spellStart"/>
       <w:r>
@@ -749,7 +750,7 @@
           <w:bCs/>
           <w:sz w:val="22"/>
         </w:rPr>
-        <w:t>maxSize</w:t>
+        <w:t/>
       </w:r>
       <w:proofErr w:type="spellEnd"/>
       <w:r>
@@ -758,7 +759,7 @@
           <w:bCs/>
           <w:sz w:val="22"/>
         </w:rPr>
-        <w:t xml:space="preserve"> = 1000, </w:t>
+        <w:t xml:space="preserve"/>
       </w:r>
       <w:proofErr w:type="spellStart"/>
       <w:r>
@@ -767,7 +768,7 @@
           <w:bCs/>
           <w:sz w:val="22"/>
         </w:rPr>
-        <w:t>nPermSimple</w:t>
+        <w:t/>
       </w:r>
       <w:proofErr w:type="spellEnd"/>
       <w:r>
@@ -776,7 +777,7 @@
           <w:bCs/>
           <w:sz w:val="22"/>
         </w:rPr>
-        <w:t xml:space="preserve"> = 1000, eps = 1e-7, seed 20261024 and </w:t>
+        <w:t xml:space="preserve"/>
       </w:r>
       <w:proofErr w:type="spellStart"/>
       <w:r>
@@ -785,7 +786,7 @@
           <w:bCs/>
           <w:sz w:val="22"/>
         </w:rPr>
-        <w:t>SerialParam</w:t>
+        <w:t/>
       </w:r>
       <w:proofErr w:type="spellEnd"/>
       <w:r>
@@ -794,7 +795,7 @@
           <w:bCs/>
           <w:sz w:val="22"/>
         </w:rPr>
-        <w:t>. The normalized enrichment score (NES) scales the running-sum enrichment score against a null matched on gene-set size; positive NES indicates enrichment among genes with increased expression after perturbation, negative NES among genes with decreased expression. GSEA was then rerun with the top-1,500 48-hour EOMES targets removed from the ranked list, and therefore from every signature’s intersection with it. P-values were BH-adjusted.</w:t>
+        <w:t/>
       </w:r>
     </w:p>
     <w:p>
@@ -804,9 +805,557 @@
         <w:spacing w:after="180"/>
         <w:rPr>
           <w:rFonts w:asciiTheme="majorHAnsi" w:hAnsiTheme="majorHAnsi" w:cstheme="majorHAnsi"/>
+          <w:bCs/>
+          <w:sz w:val="22"/>
+        </w:rPr>
+      </w:pPr>
+      <w:r>
+        <w:rPr>
+          <w:rFonts w:asciiTheme="majorHAnsi" w:hAnsiTheme="majorHAnsi" w:cstheme="majorHAnsi"/>
+          <w:bCs/>
+          <w:sz w:val="22"/>
+        </w:rPr>
+        <w:t xml:space="preserve">The empirical reference used the nine selected EOMES WT libraries and 1,566 usable WT-versus-WT 3v3 assignments from GSEA_expanded_WT_3v3. Each six-library subset was TMM-normalized on the original 23,100-gene q75 universe; limma-voom fitted source group plus pseudo-condition. There were 783 fitted assignments, scored in both label orientations after reranking. Each contrast’s observed expression mask was fixed across all assignments. Reference reconstruction reproduced all 7,830 saved upstream custom-ChIP scores.</w:t>
+      </w:r>
+      <w:proofErr w:type="spellStart"/>
+      <w:r>
+        <w:rPr>
+          <w:rFonts w:asciiTheme="majorHAnsi" w:hAnsiTheme="majorHAnsi" w:cstheme="majorHAnsi"/>
+          <w:bCs/>
+          <w:sz w:val="22"/>
+        </w:rPr>
+        <w:t/>
+      </w:r>
+      <w:proofErr w:type="spellEnd"/>
+      <w:r>
+        <w:rPr>
+          <w:rFonts w:asciiTheme="majorHAnsi" w:hAnsiTheme="majorHAnsi" w:cstheme="majorHAnsi"/>
+          <w:bCs/>
+          <w:sz w:val="22"/>
+        </w:rPr>
+        <w:t xml:space="preserve"/>
+      </w:r>
+      <w:proofErr w:type="spellStart"/>
+      <w:r>
+        <w:rPr>
+          <w:rFonts w:asciiTheme="majorHAnsi" w:hAnsiTheme="majorHAnsi" w:cstheme="majorHAnsi"/>
+          <w:bCs/>
+          <w:sz w:val="22"/>
+        </w:rPr>
+        <w:t/>
+      </w:r>
+      <w:proofErr w:type="spellEnd"/>
+      <w:r>
+        <w:rPr>
+          <w:rFonts w:asciiTheme="majorHAnsi" w:hAnsiTheme="majorHAnsi" w:cstheme="majorHAnsi"/>
+          <w:bCs/>
+          <w:sz w:val="22"/>
+        </w:rPr>
+        <w:t xml:space="preserve"/>
+      </w:r>
+      <w:proofErr w:type="spellStart"/>
+      <w:r>
+        <w:rPr>
+          <w:rFonts w:asciiTheme="majorHAnsi" w:hAnsiTheme="majorHAnsi" w:cstheme="majorHAnsi"/>
+          <w:bCs/>
+          <w:sz w:val="22"/>
+        </w:rPr>
+        <w:t/>
+      </w:r>
+      <w:proofErr w:type="spellEnd"/>
+      <w:r>
+        <w:rPr>
+          <w:rFonts w:asciiTheme="majorHAnsi" w:hAnsiTheme="majorHAnsi" w:cstheme="majorHAnsi"/>
+          <w:bCs/>
+          <w:sz w:val="22"/>
+        </w:rPr>
+        <w:t xml:space="preserve"/>
+      </w:r>
+      <w:proofErr w:type="spellStart"/>
+      <w:r>
+        <w:rPr>
+          <w:rFonts w:asciiTheme="majorHAnsi" w:hAnsiTheme="majorHAnsi" w:cstheme="majorHAnsi"/>
+          <w:bCs/>
+          <w:sz w:val="22"/>
+        </w:rPr>
+        <w:t/>
+      </w:r>
+      <w:proofErr w:type="spellEnd"/>
+      <w:r>
+        <w:rPr>
+          <w:rFonts w:asciiTheme="majorHAnsi" w:hAnsiTheme="majorHAnsi" w:cstheme="majorHAnsi"/>
+          <w:bCs/>
+          <w:sz w:val="22"/>
+        </w:rPr>
+        <w:t xml:space="preserve"/>
+      </w:r>
+      <w:proofErr w:type="spellStart"/>
+      <w:r>
+        <w:rPr>
+          <w:rFonts w:asciiTheme="majorHAnsi" w:hAnsiTheme="majorHAnsi" w:cstheme="majorHAnsi"/>
+          <w:bCs/>
+          <w:sz w:val="22"/>
+        </w:rPr>
+        <w:t/>
+      </w:r>
+      <w:proofErr w:type="spellEnd"/>
+      <w:r>
+        <w:rPr>
+          <w:rFonts w:asciiTheme="majorHAnsi" w:hAnsiTheme="majorHAnsi" w:cstheme="majorHAnsi"/>
+          <w:bCs/>
+          <w:sz w:val="22"/>
+        </w:rPr>
+        <w:t xml:space="preserve"/>
+      </w:r>
+      <w:proofErr w:type="spellStart"/>
+      <w:r>
+        <w:rPr>
+          <w:rFonts w:asciiTheme="majorHAnsi" w:hAnsiTheme="majorHAnsi" w:cstheme="majorHAnsi"/>
+          <w:bCs/>
+          <w:sz w:val="22"/>
+        </w:rPr>
+        <w:t/>
+      </w:r>
+      <w:proofErr w:type="spellEnd"/>
+      <w:r>
+        <w:rPr>
+          <w:rFonts w:asciiTheme="majorHAnsi" w:hAnsiTheme="majorHAnsi" w:cstheme="majorHAnsi"/>
+          <w:bCs/>
+          <w:sz w:val="22"/>
+        </w:rPr>
+        <w:t xml:space="preserve"/>
+      </w:r>
+      <w:proofErr w:type="spellStart"/>
+      <w:r>
+        <w:rPr>
+          <w:rFonts w:asciiTheme="majorHAnsi" w:hAnsiTheme="majorHAnsi" w:cstheme="majorHAnsi"/>
+          <w:bCs/>
+          <w:sz w:val="22"/>
+        </w:rPr>
+        <w:t/>
+      </w:r>
+      <w:proofErr w:type="spellEnd"/>
+      <w:r>
+        <w:rPr>
+          <w:rFonts w:asciiTheme="majorHAnsi" w:hAnsiTheme="majorHAnsi" w:cstheme="majorHAnsi"/>
+          <w:bCs/>
+          <w:sz w:val="22"/>
+        </w:rPr>
+        <w:t xml:space="preserve"/>
+      </w:r>
+      <w:proofErr w:type="spellStart"/>
+      <w:r>
+        <w:rPr>
+          <w:rFonts w:asciiTheme="majorHAnsi" w:hAnsiTheme="majorHAnsi" w:cstheme="majorHAnsi"/>
+          <w:bCs/>
+          <w:sz w:val="22"/>
+        </w:rPr>
+        <w:t/>
+      </w:r>
+      <w:proofErr w:type="spellEnd"/>
+      <w:r>
+        <w:rPr>
+          <w:rFonts w:asciiTheme="majorHAnsi" w:hAnsiTheme="majorHAnsi" w:cstheme="majorHAnsi"/>
+          <w:bCs/>
+          <w:sz w:val="22"/>
+        </w:rPr>
+        <w:t xml:space="preserve"/>
+      </w:r>
+      <w:proofErr w:type="spellStart"/>
+      <w:r>
+        <w:rPr>
+          <w:rFonts w:asciiTheme="majorHAnsi" w:hAnsiTheme="majorHAnsi" w:cstheme="majorHAnsi"/>
+          <w:bCs/>
+          <w:sz w:val="22"/>
+        </w:rPr>
+        <w:t/>
+      </w:r>
+      <w:proofErr w:type="spellEnd"/>
+      <w:r>
+        <w:rPr>
+          <w:rFonts w:asciiTheme="majorHAnsi" w:hAnsiTheme="majorHAnsi" w:cstheme="majorHAnsi"/>
+          <w:bCs/>
+          <w:sz w:val="22"/>
+        </w:rPr>
+        <w:t/>
+      </w:r>
+    </w:p>
+    <w:p>
+      <w:pPr>
+        <w:pStyle w:val="Methodsbody"/>
+        <w:keepLines/>
+        <w:spacing w:after="180"/>
+        <w:rPr>
+          <w:rFonts w:asciiTheme="majorHAnsi" w:hAnsiTheme="majorHAnsi" w:cstheme="majorHAnsi"/>
+          <w:bCs/>
+          <w:sz w:val="22"/>
+        </w:rPr>
+      </w:pPr>
+      <w:r>
+        <w:rPr>
+          <w:rFonts w:asciiTheme="majorHAnsi" w:hAnsiTheme="majorHAnsi" w:cstheme="majorHAnsi"/>
+          <w:bCs/>
+          <w:sz w:val="22"/>
+        </w:rPr>
+        <w:t xml:space="preserve">For observed enrichment score ES, the p-value was (1 + number of WT scores at least as extreme)/(1 + number of same-sign WT scores). NES was ES divided by the mean absolute same-sign WT score. Positive/negative NES indicates enrichment toward increased/decreased expression. For target-excluded GSEA, the top-1,500 ChIP symbols were removed from both observed and WT rankings before scoring. BH correction included all tested signatures and all five contrasts, separately for all genes (441 tests) and target exclusion (436 tests); figure stars use BH_q &lt; 0.05.</w:t>
+      </w:r>
+      <w:proofErr w:type="spellStart"/>
+      <w:r>
+        <w:rPr>
+          <w:rFonts w:asciiTheme="majorHAnsi" w:hAnsiTheme="majorHAnsi" w:cstheme="majorHAnsi"/>
+          <w:bCs/>
+          <w:sz w:val="22"/>
+        </w:rPr>
+        <w:t/>
+      </w:r>
+      <w:proofErr w:type="spellEnd"/>
+      <w:r>
+        <w:rPr>
+          <w:rFonts w:asciiTheme="majorHAnsi" w:hAnsiTheme="majorHAnsi" w:cstheme="majorHAnsi"/>
+          <w:bCs/>
+          <w:sz w:val="22"/>
+        </w:rPr>
+        <w:t xml:space="preserve"/>
+      </w:r>
+      <w:proofErr w:type="spellStart"/>
+      <w:r>
+        <w:rPr>
+          <w:rFonts w:asciiTheme="majorHAnsi" w:hAnsiTheme="majorHAnsi" w:cstheme="majorHAnsi"/>
+          <w:bCs/>
+          <w:sz w:val="22"/>
+        </w:rPr>
+        <w:t/>
+      </w:r>
+      <w:proofErr w:type="spellEnd"/>
+      <w:r>
+        <w:rPr>
+          <w:rFonts w:asciiTheme="majorHAnsi" w:hAnsiTheme="majorHAnsi" w:cstheme="majorHAnsi"/>
+          <w:bCs/>
+          <w:sz w:val="22"/>
+        </w:rPr>
+        <w:t xml:space="preserve"/>
+      </w:r>
+      <w:proofErr w:type="spellStart"/>
+      <w:r>
+        <w:rPr>
+          <w:rFonts w:asciiTheme="majorHAnsi" w:hAnsiTheme="majorHAnsi" w:cstheme="majorHAnsi"/>
+          <w:bCs/>
+          <w:sz w:val="22"/>
+        </w:rPr>
+        <w:t/>
+      </w:r>
+      <w:proofErr w:type="spellEnd"/>
+      <w:r>
+        <w:rPr>
+          <w:rFonts w:asciiTheme="majorHAnsi" w:hAnsiTheme="majorHAnsi" w:cstheme="majorHAnsi"/>
+          <w:bCs/>
+          <w:sz w:val="22"/>
+        </w:rPr>
+        <w:t xml:space="preserve"/>
+      </w:r>
+      <w:proofErr w:type="spellStart"/>
+      <w:r>
+        <w:rPr>
+          <w:rFonts w:asciiTheme="majorHAnsi" w:hAnsiTheme="majorHAnsi" w:cstheme="majorHAnsi"/>
+          <w:bCs/>
+          <w:sz w:val="22"/>
+        </w:rPr>
+        <w:t/>
+      </w:r>
+      <w:proofErr w:type="spellEnd"/>
+      <w:r>
+        <w:rPr>
+          <w:rFonts w:asciiTheme="majorHAnsi" w:hAnsiTheme="majorHAnsi" w:cstheme="majorHAnsi"/>
+          <w:bCs/>
+          <w:sz w:val="22"/>
+        </w:rPr>
+        <w:t xml:space="preserve"/>
+      </w:r>
+      <w:proofErr w:type="spellStart"/>
+      <w:r>
+        <w:rPr>
+          <w:rFonts w:asciiTheme="majorHAnsi" w:hAnsiTheme="majorHAnsi" w:cstheme="majorHAnsi"/>
+          <w:bCs/>
+          <w:sz w:val="22"/>
+        </w:rPr>
+        <w:t/>
+      </w:r>
+      <w:proofErr w:type="spellEnd"/>
+      <w:r>
+        <w:rPr>
+          <w:rFonts w:asciiTheme="majorHAnsi" w:hAnsiTheme="majorHAnsi" w:cstheme="majorHAnsi"/>
+          <w:bCs/>
+          <w:sz w:val="22"/>
+        </w:rPr>
+        <w:t xml:space="preserve"/>
+      </w:r>
+      <w:proofErr w:type="spellStart"/>
+      <w:r>
+        <w:rPr>
+          <w:rFonts w:asciiTheme="majorHAnsi" w:hAnsiTheme="majorHAnsi" w:cstheme="majorHAnsi"/>
+          <w:bCs/>
+          <w:sz w:val="22"/>
+        </w:rPr>
+        <w:t/>
+      </w:r>
+      <w:proofErr w:type="spellEnd"/>
+      <w:r>
+        <w:rPr>
+          <w:rFonts w:asciiTheme="majorHAnsi" w:hAnsiTheme="majorHAnsi" w:cstheme="majorHAnsi"/>
+          <w:bCs/>
+          <w:sz w:val="22"/>
+        </w:rPr>
+        <w:t xml:space="preserve"/>
+      </w:r>
+      <w:proofErr w:type="spellStart"/>
+      <w:r>
+        <w:rPr>
+          <w:rFonts w:asciiTheme="majorHAnsi" w:hAnsiTheme="majorHAnsi" w:cstheme="majorHAnsi"/>
+          <w:bCs/>
+          <w:sz w:val="22"/>
+        </w:rPr>
+        <w:t/>
+      </w:r>
+      <w:proofErr w:type="spellEnd"/>
+      <w:r>
+        <w:rPr>
+          <w:rFonts w:asciiTheme="majorHAnsi" w:hAnsiTheme="majorHAnsi" w:cstheme="majorHAnsi"/>
+          <w:bCs/>
+          <w:sz w:val="22"/>
+        </w:rPr>
+        <w:t xml:space="preserve"/>
+      </w:r>
+      <w:proofErr w:type="spellStart"/>
+      <w:r>
+        <w:rPr>
+          <w:rFonts w:asciiTheme="majorHAnsi" w:hAnsiTheme="majorHAnsi" w:cstheme="majorHAnsi"/>
+          <w:bCs/>
+          <w:sz w:val="22"/>
+        </w:rPr>
+        <w:t/>
+      </w:r>
+      <w:proofErr w:type="spellEnd"/>
+      <w:r>
+        <w:rPr>
+          <w:rFonts w:asciiTheme="majorHAnsi" w:hAnsiTheme="majorHAnsi" w:cstheme="majorHAnsi"/>
+          <w:bCs/>
+          <w:sz w:val="22"/>
+        </w:rPr>
+        <w:t xml:space="preserve"/>
+      </w:r>
+      <w:proofErr w:type="spellStart"/>
+      <w:r>
+        <w:rPr>
+          <w:rFonts w:asciiTheme="majorHAnsi" w:hAnsiTheme="majorHAnsi" w:cstheme="majorHAnsi"/>
+          <w:bCs/>
+          <w:sz w:val="22"/>
+        </w:rPr>
+        <w:t/>
+      </w:r>
+      <w:proofErr w:type="spellEnd"/>
+      <w:r>
+        <w:rPr>
+          <w:rFonts w:asciiTheme="majorHAnsi" w:hAnsiTheme="majorHAnsi" w:cstheme="majorHAnsi"/>
+          <w:bCs/>
+          <w:sz w:val="22"/>
+        </w:rPr>
+        <w:t/>
+      </w:r>
+    </w:p>
+    <w:p>
+      <w:pPr>
+        <w:pStyle w:val="Methodsbody"/>
+        <w:keepLines/>
+        <w:spacing w:after="180"/>
+        <w:rPr>
+          <w:rFonts w:asciiTheme="majorHAnsi" w:hAnsiTheme="majorHAnsi" w:cstheme="majorHAnsi"/>
+          <w:bCs/>
+          <w:sz w:val="22"/>
+        </w:rPr>
+      </w:pPr>
+      <w:r>
+        <w:rPr>
+          <w:rFonts w:asciiTheme="majorHAnsi" w:hAnsiTheme="majorHAnsi" w:cstheme="majorHAnsi"/>
+          <w:bCs/>
+          <w:sz w:val="22"/>
+        </w:rPr>
+        <w:t xml:space="preserve">Random-gene-set fgseaMultilevel results and balanced-only/residual-df ≥ 2 WT sensitivities are retained in the tables. The WT reference is empirical, not permutation of actual KO/control labels: WT samples were PCA-selected, assignments overlap, and six-library reference variance may differ from full observed comparisons. Enrichment of a marker program does not establish a cell fate.</w:t>
+      </w:r>
+      <w:proofErr w:type="spellStart"/>
+      <w:r>
+        <w:rPr>
+          <w:rFonts w:asciiTheme="majorHAnsi" w:hAnsiTheme="majorHAnsi" w:cstheme="majorHAnsi"/>
+          <w:bCs/>
+          <w:sz w:val="22"/>
+        </w:rPr>
+        <w:t/>
+      </w:r>
+      <w:proofErr w:type="spellEnd"/>
+      <w:r>
+        <w:rPr>
+          <w:rFonts w:asciiTheme="majorHAnsi" w:hAnsiTheme="majorHAnsi" w:cstheme="majorHAnsi"/>
+          <w:bCs/>
+          <w:sz w:val="22"/>
+        </w:rPr>
+        <w:t xml:space="preserve"/>
+      </w:r>
+      <w:proofErr w:type="spellStart"/>
+      <w:r>
+        <w:rPr>
+          <w:rFonts w:asciiTheme="majorHAnsi" w:hAnsiTheme="majorHAnsi" w:cstheme="majorHAnsi"/>
+          <w:bCs/>
+          <w:sz w:val="22"/>
+        </w:rPr>
+        <w:t/>
+      </w:r>
+      <w:proofErr w:type="spellEnd"/>
+      <w:r>
+        <w:rPr>
+          <w:rFonts w:asciiTheme="majorHAnsi" w:hAnsiTheme="majorHAnsi" w:cstheme="majorHAnsi"/>
+          <w:bCs/>
+          <w:sz w:val="22"/>
+        </w:rPr>
+        <w:t xml:space="preserve"/>
+      </w:r>
+      <w:proofErr w:type="spellStart"/>
+      <w:r>
+        <w:rPr>
+          <w:rFonts w:asciiTheme="majorHAnsi" w:hAnsiTheme="majorHAnsi" w:cstheme="majorHAnsi"/>
+          <w:bCs/>
+          <w:sz w:val="22"/>
+        </w:rPr>
+        <w:t/>
+      </w:r>
+      <w:proofErr w:type="spellEnd"/>
+      <w:r>
+        <w:rPr>
+          <w:rFonts w:asciiTheme="majorHAnsi" w:hAnsiTheme="majorHAnsi" w:cstheme="majorHAnsi"/>
+          <w:bCs/>
+          <w:sz w:val="22"/>
+        </w:rPr>
+        <w:t xml:space="preserve"/>
+      </w:r>
+      <w:proofErr w:type="spellStart"/>
+      <w:r>
+        <w:rPr>
+          <w:rFonts w:asciiTheme="majorHAnsi" w:hAnsiTheme="majorHAnsi" w:cstheme="majorHAnsi"/>
+          <w:bCs/>
+          <w:sz w:val="22"/>
+        </w:rPr>
+        <w:t/>
+      </w:r>
+      <w:proofErr w:type="spellEnd"/>
+      <w:r>
+        <w:rPr>
+          <w:rFonts w:asciiTheme="majorHAnsi" w:hAnsiTheme="majorHAnsi" w:cstheme="majorHAnsi"/>
+          <w:bCs/>
+          <w:sz w:val="22"/>
+        </w:rPr>
+        <w:t xml:space="preserve"/>
+      </w:r>
+      <w:proofErr w:type="spellStart"/>
+      <w:r>
+        <w:rPr>
+          <w:rFonts w:asciiTheme="majorHAnsi" w:hAnsiTheme="majorHAnsi" w:cstheme="majorHAnsi"/>
+          <w:bCs/>
+          <w:sz w:val="22"/>
+        </w:rPr>
+        <w:t/>
+      </w:r>
+      <w:proofErr w:type="spellEnd"/>
+      <w:r>
+        <w:rPr>
+          <w:rFonts w:asciiTheme="majorHAnsi" w:hAnsiTheme="majorHAnsi" w:cstheme="majorHAnsi"/>
+          <w:bCs/>
+          <w:sz w:val="22"/>
+        </w:rPr>
+        <w:t xml:space="preserve"/>
+      </w:r>
+      <w:proofErr w:type="spellStart"/>
+      <w:r>
+        <w:rPr>
+          <w:rFonts w:asciiTheme="majorHAnsi" w:hAnsiTheme="majorHAnsi" w:cstheme="majorHAnsi"/>
+          <w:bCs/>
+          <w:sz w:val="22"/>
+        </w:rPr>
+        <w:t/>
+      </w:r>
+      <w:proofErr w:type="spellEnd"/>
+      <w:r>
+        <w:rPr>
+          <w:rFonts w:asciiTheme="majorHAnsi" w:hAnsiTheme="majorHAnsi" w:cstheme="majorHAnsi"/>
+          <w:bCs/>
+          <w:sz w:val="22"/>
+        </w:rPr>
+        <w:t xml:space="preserve"/>
+      </w:r>
+      <w:proofErr w:type="spellStart"/>
+      <w:r>
+        <w:rPr>
+          <w:rFonts w:asciiTheme="majorHAnsi" w:hAnsiTheme="majorHAnsi" w:cstheme="majorHAnsi"/>
+          <w:bCs/>
+          <w:sz w:val="22"/>
+        </w:rPr>
+        <w:t/>
+      </w:r>
+      <w:proofErr w:type="spellEnd"/>
+      <w:r>
+        <w:rPr>
+          <w:rFonts w:asciiTheme="majorHAnsi" w:hAnsiTheme="majorHAnsi" w:cstheme="majorHAnsi"/>
+          <w:bCs/>
+          <w:sz w:val="22"/>
+        </w:rPr>
+        <w:t xml:space="preserve"/>
+      </w:r>
+      <w:proofErr w:type="spellStart"/>
+      <w:r>
+        <w:rPr>
+          <w:rFonts w:asciiTheme="majorHAnsi" w:hAnsiTheme="majorHAnsi" w:cstheme="majorHAnsi"/>
+          <w:bCs/>
+          <w:sz w:val="22"/>
+        </w:rPr>
+        <w:t/>
+      </w:r>
+      <w:proofErr w:type="spellEnd"/>
+      <w:r>
+        <w:rPr>
+          <w:rFonts w:asciiTheme="majorHAnsi" w:hAnsiTheme="majorHAnsi" w:cstheme="majorHAnsi"/>
+          <w:bCs/>
+          <w:sz w:val="22"/>
+        </w:rPr>
+        <w:t xml:space="preserve"/>
+      </w:r>
+      <w:proofErr w:type="spellStart"/>
+      <w:r>
+        <w:rPr>
+          <w:rFonts w:asciiTheme="majorHAnsi" w:hAnsiTheme="majorHAnsi" w:cstheme="majorHAnsi"/>
+          <w:bCs/>
+          <w:sz w:val="22"/>
+        </w:rPr>
+        <w:t/>
+      </w:r>
+      <w:proofErr w:type="spellEnd"/>
+      <w:r>
+        <w:rPr>
+          <w:rFonts w:asciiTheme="majorHAnsi" w:hAnsiTheme="majorHAnsi" w:cstheme="majorHAnsi"/>
+          <w:bCs/>
+          <w:sz w:val="22"/>
+        </w:rPr>
+        <w:t/>
+      </w:r>
+    </w:p>
+    <w:p>
+      <w:pPr>
+        <w:pStyle w:val="Methodsbody"/>
+        <w:keepLines/>
+        <w:spacing w:after="180"/>
+        <w:rPr>
+          <w:rFonts w:asciiTheme="majorHAnsi" w:hAnsiTheme="majorHAnsi" w:cstheme="majorHAnsi"/>
           <w:b/>
           <w:sz w:val="22"/>
         </w:rPr>
+        <w:keepNext/>
+        <w:pageBreakBefore/>
       </w:pPr>
       <w:r>
         <w:rPr>
